--- a/uploads/resumes/110534235_履歷_20260212_114721.docx
+++ b/uploads/resumes/110534235_履歷_20260212_114721.docx
@@ -3708,7 +3708,7 @@
             <w:r>
               <w:drawing>
                 <wp:inline xmlns:a="http://schemas.openxmlformats.org/drawingml/2006/main" xmlns:pic="http://schemas.openxmlformats.org/drawingml/2006/picture">
-                  <wp:extent cx="5486400" cy="2328885"/>
+                  <wp:extent cx="5486400" cy="3109480"/>
                   <wp:docPr id="1004" name="Picture 27"/>
                   <wp:cNvGraphicFramePr>
                     <a:graphicFrameLocks noChangeAspect="1"/>
@@ -3717,7 +3717,7 @@
                     <a:graphicData uri="http://schemas.openxmlformats.org/drawingml/2006/picture">
                       <pic:pic>
                         <pic:nvPicPr>
-                          <pic:cNvPr id="0" name="1_transcript_20260212_114721"/>
+                          <pic:cNvPr id="0" name="1_transcript_20260306_215828.png"/>
                           <pic:cNvPicPr/>
                         </pic:nvPicPr>
                         <pic:blipFill>
@@ -3729,7 +3729,7 @@
                         <pic:spPr>
                           <a:xfrm>
                             <a:off x="0" y="0"/>
-                            <a:ext cx="5486400" cy="2328885"/>
+                            <a:ext cx="5486400" cy="3109480"/>
                           </a:xfrm>
                           <a:prstGeom prst="rect"/>
                         </pic:spPr>
@@ -3819,43 +3819,6 @@
               </w:rPr>
               <w:t xml:space="preserve"/>
             </w:r>
-            <w:r>
-              <w:drawing>
-                <wp:inline xmlns:a="http://schemas.openxmlformats.org/drawingml/2006/main" xmlns:pic="http://schemas.openxmlformats.org/drawingml/2006/picture">
-                  <wp:extent cx="2743200" cy="1644103"/>
-                  <wp:docPr id="1005" name="Picture 27"/>
-                  <wp:cNvGraphicFramePr>
-                    <a:graphicFrameLocks noChangeAspect="1"/>
-                  </wp:cNvGraphicFramePr>
-                  <a:graphic>
-                    <a:graphicData uri="http://schemas.openxmlformats.org/drawingml/2006/picture">
-                      <pic:pic>
-                        <pic:nvPicPr>
-                          <pic:cNvPr id="0" name="1_cert_1_20260212_114721.jpg"/>
-                          <pic:cNvPicPr/>
-                        </pic:nvPicPr>
-                        <pic:blipFill>
-                          <a:blip r:embed="rId13"/>
-                          <a:stretch>
-                            <a:fillRect/>
-                          </a:stretch>
-                        </pic:blipFill>
-                        <pic:spPr>
-                          <a:xfrm>
-                            <a:off x="0" y="0"/>
-                            <a:ext cx="2743200" cy="1644103"/>
-                          </a:xfrm>
-                          <a:prstGeom prst="rect"/>
-                        </pic:spPr>
-                      </pic:pic>
-                    </a:graphicData>
-                  </a:graphic>
-                </wp:inline>
-              </w:drawing>
-            </w:r>
-            <w:r>
-              <w:t xml:space="preserve"/>
-            </w:r>
           </w:p>
         </w:tc>
         <w:tc>
@@ -3875,43 +3838,6 @@
               <w:rPr>
                 <w:rFonts w:ascii="標楷體" w:eastAsia="標楷體" w:hAnsi="標楷體"/>
               </w:rPr>
-              <w:t xml:space="preserve"/>
-            </w:r>
-            <w:r>
-              <w:drawing>
-                <wp:inline xmlns:a="http://schemas.openxmlformats.org/drawingml/2006/main" xmlns:pic="http://schemas.openxmlformats.org/drawingml/2006/picture">
-                  <wp:extent cx="2743200" cy="1542425"/>
-                  <wp:docPr id="1006" name="Picture 27"/>
-                  <wp:cNvGraphicFramePr>
-                    <a:graphicFrameLocks noChangeAspect="1"/>
-                  </wp:cNvGraphicFramePr>
-                  <a:graphic>
-                    <a:graphicData uri="http://schemas.openxmlformats.org/drawingml/2006/picture">
-                      <pic:pic>
-                        <pic:nvPicPr>
-                          <pic:cNvPr id="0" name="1_cert_2_20260212_114721.jpg"/>
-                          <pic:cNvPicPr/>
-                        </pic:nvPicPr>
-                        <pic:blipFill>
-                          <a:blip r:embed="rId14"/>
-                          <a:stretch>
-                            <a:fillRect/>
-                          </a:stretch>
-                        </pic:blipFill>
-                        <pic:spPr>
-                          <a:xfrm>
-                            <a:off x="0" y="0"/>
-                            <a:ext cx="2743200" cy="1542425"/>
-                          </a:xfrm>
-                          <a:prstGeom prst="rect"/>
-                        </pic:spPr>
-                      </pic:pic>
-                    </a:graphicData>
-                  </a:graphic>
-                </wp:inline>
-              </w:drawing>
-            </w:r>
-            <w:r>
               <w:t xml:space="preserve"/>
             </w:r>
           </w:p>
@@ -3935,7 +3861,7 @@
               <w:rPr>
                 <w:rFonts w:ascii="標楷體" w:eastAsia="標楷體" w:hAnsi="標楷體"/>
               </w:rPr>
-              <w:t xml:space="preserve">電腦硬體裝修丙級</w:t>
+              <w:t xml:space="preserve"/>
             </w:r>
           </w:p>
         </w:tc>
@@ -3956,7 +3882,7 @@
               <w:rPr>
                 <w:rFonts w:ascii="標楷體" w:eastAsia="標楷體" w:hAnsi="標楷體"/>
               </w:rPr>
-              <w:t xml:space="preserve">日本語能力試驗N3</w:t>
+              <w:t xml:space="preserve"/>
             </w:r>
           </w:p>
         </w:tc>
@@ -4939,43 +4865,6 @@
           <w:szCs w:val="32"/>
         </w:rPr>
       </w:pPr>
-      <w:r>
-        <w:t xml:space="preserve"/>
-      </w:r>
-      <w:r>
-        <w:drawing>
-          <wp:inline xmlns:a="http://schemas.openxmlformats.org/drawingml/2006/main" xmlns:pic="http://schemas.openxmlformats.org/drawingml/2006/picture">
-            <wp:extent cx="5486400" cy="2328885"/>
-            <wp:docPr id="1007" name="Picture 27"/>
-            <wp:cNvGraphicFramePr>
-              <a:graphicFrameLocks noChangeAspect="1"/>
-            </wp:cNvGraphicFramePr>
-            <a:graphic>
-              <a:graphicData uri="http://schemas.openxmlformats.org/drawingml/2006/picture">
-                <pic:pic>
-                  <pic:nvPicPr>
-                    <pic:cNvPr id="0" name="1_transcript_20260212_114721"/>
-                    <pic:cNvPicPr/>
-                  </pic:nvPicPr>
-                  <pic:blipFill>
-                    <a:blip r:embed="rId12"/>
-                    <a:stretch>
-                      <a:fillRect/>
-                    </a:stretch>
-                  </pic:blipFill>
-                  <pic:spPr>
-                    <a:xfrm>
-                      <a:off x="0" y="0"/>
-                      <a:ext cx="5486400" cy="2328885"/>
-                    </a:xfrm>
-                    <a:prstGeom prst="rect"/>
-                  </pic:spPr>
-                </pic:pic>
-              </a:graphicData>
-            </a:graphic>
-          </wp:inline>
-        </w:drawing>
-      </w:r>
       <w:r>
         <w:t xml:space="preserve"/>
       </w:r>
